--- a/docs/reports/build/system-integration-report-alt-diagrams.docx
+++ b/docs/reports/build/system-integration-report-alt-diagrams.docx
@@ -25,12 +25,12 @@
           <wp:inline distB="0" distL="0" distR="0" distT="0">
             <wp:extent cx="5486400" cy="2926080"/>
             <wp:effectExtent b="0" l="0" r="0" t="0"/>
-            <wp:docPr id="2" name="image-e3QcLH2gbG4c5fstBYLAi.png"/>
+            <wp:docPr id="2" name="image-JHCqNs8tqBMhxIrs0SlnW.png"/>
             <a:graphic>
               <a:graphicData uri="http://schemas.openxmlformats.org/drawingml/2006/picture">
                 <pic:pic>
                   <pic:nvPicPr>
-                    <pic:cNvPr id="2" name="image-e3QcLH2gbG4c5fstBYLAi.png" descr="United States International University Africa logo"/>
+                    <pic:cNvPr id="2" name="image-JHCqNs8tqBMhxIrs0SlnW.png" descr="United States International University Africa logo"/>
                     <pic:cNvPicPr/>
                   </pic:nvPicPr>
                   <pic:blipFill>
@@ -100,12 +100,12 @@
           <wp:inline distB="0" distL="0" distR="0" distT="0">
             <wp:extent cx="5486400" cy="2926080"/>
             <wp:effectExtent b="0" l="0" r="0" t="0"/>
-            <wp:docPr id="4" name="image-xGiduNjd0TYprWF0AefsL.png"/>
+            <wp:docPr id="4" name="image-42JRVZtoTSlwf_QfbmQXs.png"/>
             <a:graphic>
               <a:graphicData uri="http://schemas.openxmlformats.org/drawingml/2006/picture">
                 <pic:pic>
                   <pic:nvPicPr>
-                    <pic:cNvPr id="4" name="image-xGiduNjd0TYprWF0AefsL.png" descr=""/>
+                    <pic:cNvPr id="4" name="image-42JRVZtoTSlwf_QfbmQXs.png" descr=""/>
                     <pic:cNvPicPr/>
                   </pic:nvPicPr>
                   <pic:blipFill>

--- a/docs/reports/build/system-integration-report-alt-diagrams.docx
+++ b/docs/reports/build/system-integration-report-alt-diagrams.docx
@@ -25,12 +25,12 @@
           <wp:inline distB="0" distL="0" distR="0" distT="0">
             <wp:extent cx="5486400" cy="2926080"/>
             <wp:effectExtent b="0" l="0" r="0" t="0"/>
-            <wp:docPr id="2" name="image-JHCqNs8tqBMhxIrs0SlnW.png"/>
+            <wp:docPr id="2" name="image-APsGHHa3ToJpk97lWvFRx.png"/>
             <a:graphic>
               <a:graphicData uri="http://schemas.openxmlformats.org/drawingml/2006/picture">
                 <pic:pic>
                   <pic:nvPicPr>
-                    <pic:cNvPr id="2" name="image-JHCqNs8tqBMhxIrs0SlnW.png" descr="United States International University Africa logo"/>
+                    <pic:cNvPr id="2" name="image-APsGHHa3ToJpk97lWvFRx.png" descr="United States International University Africa logo"/>
                     <pic:cNvPicPr/>
                   </pic:nvPicPr>
                   <pic:blipFill>
@@ -60,16 +60,7 @@
       </w:pPr>
       <w:r>
         <w:rPr/>
-        <w:t xml:space="preserve">United States International University – Africa</w:t>
-      </w:r>
-    </w:p>
-    <w:p>
-      <w:pPr>
-        <w:spacing w:lineRule="auto"/>
-      </w:pPr>
-      <w:r>
-        <w:rPr/>
-        <w:t xml:space="preserve">(USIU-Africa)</w:t>
+        <w:t xml:space="preserve">UNITED STATES INTERNATIONAL UNIVERSITY – AFRICA</w:t>
       </w:r>
     </w:p>
     <w:p>
@@ -92,45 +83,7 @@
     </w:p>
     <w:p>
       <w:pPr>
-        <w:spacing w:lineRule="auto"/>
-      </w:pPr>
-      <w:r>
-        <w:rPr/>
-        <w:drawing>
-          <wp:inline distB="0" distL="0" distR="0" distT="0">
-            <wp:extent cx="5486400" cy="2926080"/>
-            <wp:effectExtent b="0" l="0" r="0" t="0"/>
-            <wp:docPr id="4" name="image-42JRVZtoTSlwf_QfbmQXs.png"/>
-            <a:graphic>
-              <a:graphicData uri="http://schemas.openxmlformats.org/drawingml/2006/picture">
-                <pic:pic>
-                  <pic:nvPicPr>
-                    <pic:cNvPr id="4" name="image-42JRVZtoTSlwf_QfbmQXs.png" descr=""/>
-                    <pic:cNvPicPr/>
-                  </pic:nvPicPr>
-                  <pic:blipFill>
-                    <a:blip r:embed="rId9" cstate="print"/>
-                    <a:srcRect b="0" l="0" r="0" t="0"/>
-                    <a:stretch>
-                      <a:fillRect/>
-                    </a:stretch>
-                  </pic:blipFill>
-                  <pic:spPr>
-                    <a:xfrm>
-                      <a:off x="0" y="0"/>
-                      <a:ext cx="5486400" cy="2926080"/>
-                    </a:xfrm>
-                    <a:prstGeom prst="rect"/>
-                  </pic:spPr>
-                </pic:pic>
-              </a:graphicData>
-            </a:graphic>
-          </wp:inline>
-        </w:drawing>
-      </w:r>
-    </w:p>
-    <w:p>
-      <w:pPr>
+        <w:pStyle w:val="Heading1"/>
         <w:spacing w:lineRule="auto"/>
       </w:pPr>
       <w:r>
@@ -144,251 +97,52 @@
       </w:pPr>
       <w:r>
         <w:rPr/>
-        <w:t xml:space="preserve">Project</w:t>
-      </w:r>
-    </w:p>
-    <w:p>
-      <w:pPr>
-        <w:spacing w:lineRule="auto"/>
-      </w:pPr>
-      <w:r>
-        <w:rPr/>
         <w:t xml:space="preserve">Smart Health Symptom Checker and Doctor Recommendation System</w:t>
       </w:r>
     </w:p>
-    <w:tbl>
-      <w:tblPr>
-        <w:tblBorders>
-          <w:top w:val="single" w:sz="2" w:space="0" w:color="000000"/>
-          <w:bottom w:val="single" w:sz="2" w:space="0" w:color="000000"/>
-          <w:left w:val="single" w:sz="2" w:space="0" w:color="000000"/>
-          <w:right w:val="single" w:sz="2" w:space="0" w:color="000000"/>
-        </w:tblBorders>
-        <w:tblCellSpacing w:w="0" w:type="dxa"/>
-        <w:tblCellMar>
-          <w:top w:type="dxa" w:w="80"/>
-          <w:bottom w:type="dxa" w:w="80"/>
-          <w:left w:type="dxa" w:w="160"/>
-          <w:right w:type="dxa" w:w="160"/>
-        </w:tblCellMar>
-        <w:jc w:val="center"/>
-      </w:tblPr>
-      <w:tblGrid>
-        <w:gridCol w:w="4320"/>
-        <w:gridCol w:w="4320"/>
-      </w:tblGrid>
-      <w:tr>
-        <w:trPr/>
-        <w:tc>
-          <w:tcPr>
-            <w:tcBorders>
-              <w:top w:val="single" w:sz="1" w:space="0" w:color="000000"/>
-              <w:bottom w:val="single" w:sz="1" w:space="0" w:color="000000"/>
-              <w:left w:val="single" w:sz="1" w:space="0" w:color="000000"/>
-              <w:right w:val="single" w:sz="1" w:space="0" w:color="000000"/>
-            </w:tcBorders>
-          </w:tcPr>
-          <w:p>
-            <w:pPr>
-              <w:spacing w:lineRule="auto"/>
-            </w:pPr>
-            <w:r>
-              <w:rPr/>
-              <w:t xml:space="preserve">Course</w:t>
-            </w:r>
-          </w:p>
-        </w:tc>
-        <w:tc>
-          <w:tcPr>
-            <w:tcBorders>
-              <w:top w:val="single" w:sz="1" w:space="0" w:color="000000"/>
-              <w:bottom w:val="single" w:sz="1" w:space="0" w:color="000000"/>
-              <w:left w:val="single" w:sz="1" w:space="0" w:color="000000"/>
-              <w:right w:val="single" w:sz="1" w:space="0" w:color="000000"/>
-            </w:tcBorders>
-          </w:tcPr>
-          <w:p>
-            <w:pPr>
-              <w:spacing w:lineRule="auto"/>
-            </w:pPr>
-            <w:r>
-              <w:rPr/>
-              <w:t xml:space="preserve">SWE3090XA – Software Engineering Final Project</w:t>
-            </w:r>
-          </w:p>
-        </w:tc>
-      </w:tr>
-      <w:tr>
-        <w:trPr/>
-        <w:tc>
-          <w:tcPr>
-            <w:tcBorders>
-              <w:top w:val="single" w:sz="1" w:space="0" w:color="000000"/>
-              <w:bottom w:val="single" w:sz="1" w:space="0" w:color="000000"/>
-              <w:left w:val="single" w:sz="1" w:space="0" w:color="000000"/>
-              <w:right w:val="single" w:sz="1" w:space="0" w:color="000000"/>
-            </w:tcBorders>
-          </w:tcPr>
-          <w:p>
-            <w:pPr>
-              <w:spacing w:lineRule="auto"/>
-            </w:pPr>
-            <w:r>
-              <w:rPr/>
-              <w:t xml:space="preserve">Submitted by</w:t>
-            </w:r>
-          </w:p>
-        </w:tc>
-        <w:tc>
-          <w:tcPr>
-            <w:tcBorders>
-              <w:top w:val="single" w:sz="1" w:space="0" w:color="000000"/>
-              <w:bottom w:val="single" w:sz="1" w:space="0" w:color="000000"/>
-              <w:left w:val="single" w:sz="1" w:space="0" w:color="000000"/>
-              <w:right w:val="single" w:sz="1" w:space="0" w:color="000000"/>
-            </w:tcBorders>
-          </w:tcPr>
-          <w:p>
-            <w:pPr>
-              <w:spacing w:lineRule="auto"/>
-            </w:pPr>
-            <w:r>
-              <w:rPr/>
-              <w:t xml:space="preserve">Amy Wanjugu Njau</w:t>
-            </w:r>
-          </w:p>
-        </w:tc>
-      </w:tr>
-      <w:tr>
-        <w:trPr/>
-        <w:tc>
-          <w:tcPr>
-            <w:tcBorders>
-              <w:top w:val="single" w:sz="1" w:space="0" w:color="000000"/>
-              <w:bottom w:val="single" w:sz="1" w:space="0" w:color="000000"/>
-              <w:left w:val="single" w:sz="1" w:space="0" w:color="000000"/>
-              <w:right w:val="single" w:sz="1" w:space="0" w:color="000000"/>
-            </w:tcBorders>
-          </w:tcPr>
-          <w:p>
-            <w:pPr>
-              <w:spacing w:lineRule="auto"/>
-            </w:pPr>
-            <w:r>
-              <w:rPr/>
-              <w:t xml:space="preserve">Registration number</w:t>
-            </w:r>
-          </w:p>
-        </w:tc>
-        <w:tc>
-          <w:tcPr>
-            <w:tcBorders>
-              <w:top w:val="single" w:sz="1" w:space="0" w:color="000000"/>
-              <w:bottom w:val="single" w:sz="1" w:space="0" w:color="000000"/>
-              <w:left w:val="single" w:sz="1" w:space="0" w:color="000000"/>
-              <w:right w:val="single" w:sz="1" w:space="0" w:color="000000"/>
-            </w:tcBorders>
-          </w:tcPr>
-          <w:p>
-            <w:pPr>
-              <w:spacing w:lineRule="auto"/>
-            </w:pPr>
-            <w:r>
-              <w:rPr/>
-              <w:t xml:space="preserve">669008</w:t>
-            </w:r>
-          </w:p>
-        </w:tc>
-      </w:tr>
-      <w:tr>
-        <w:trPr/>
-        <w:tc>
-          <w:tcPr>
-            <w:tcBorders>
-              <w:top w:val="single" w:sz="1" w:space="0" w:color="000000"/>
-              <w:bottom w:val="single" w:sz="1" w:space="0" w:color="000000"/>
-              <w:left w:val="single" w:sz="1" w:space="0" w:color="000000"/>
-              <w:right w:val="single" w:sz="1" w:space="0" w:color="000000"/>
-            </w:tcBorders>
-          </w:tcPr>
-          <w:p>
-            <w:pPr>
-              <w:spacing w:lineRule="auto"/>
-            </w:pPr>
-            <w:r>
-              <w:rPr/>
-              <w:t xml:space="preserve">Supervisor</w:t>
-            </w:r>
-          </w:p>
-        </w:tc>
-        <w:tc>
-          <w:tcPr>
-            <w:tcBorders>
-              <w:top w:val="single" w:sz="1" w:space="0" w:color="000000"/>
-              <w:bottom w:val="single" w:sz="1" w:space="0" w:color="000000"/>
-              <w:left w:val="single" w:sz="1" w:space="0" w:color="000000"/>
-              <w:right w:val="single" w:sz="1" w:space="0" w:color="000000"/>
-            </w:tcBorders>
-          </w:tcPr>
-          <w:p>
-            <w:pPr>
-              <w:spacing w:lineRule="auto"/>
-            </w:pPr>
-            <w:r>
-              <w:rPr/>
-              <w:t xml:space="preserve">Mr Fredrick Ogore</w:t>
-            </w:r>
-          </w:p>
-        </w:tc>
-      </w:tr>
-      <w:tr>
-        <w:trPr/>
-        <w:tc>
-          <w:tcPr>
-            <w:tcBorders>
-              <w:top w:val="single" w:sz="1" w:space="0" w:color="000000"/>
-              <w:bottom w:val="single" w:sz="1" w:space="0" w:color="000000"/>
-              <w:left w:val="single" w:sz="1" w:space="0" w:color="000000"/>
-              <w:right w:val="single" w:sz="1" w:space="0" w:color="000000"/>
-            </w:tcBorders>
-          </w:tcPr>
-          <w:p>
-            <w:pPr>
-              <w:spacing w:lineRule="auto"/>
-            </w:pPr>
-            <w:r>
-              <w:rPr/>
-              <w:t xml:space="preserve">Submission date</w:t>
-            </w:r>
-          </w:p>
-        </w:tc>
-        <w:tc>
-          <w:tcPr>
-            <w:tcBorders>
-              <w:top w:val="single" w:sz="1" w:space="0" w:color="000000"/>
-              <w:bottom w:val="single" w:sz="1" w:space="0" w:color="000000"/>
-              <w:left w:val="single" w:sz="1" w:space="0" w:color="000000"/>
-              <w:right w:val="single" w:sz="1" w:space="0" w:color="000000"/>
-            </w:tcBorders>
-          </w:tcPr>
-          <w:p>
-            <w:pPr>
-              <w:spacing w:lineRule="auto"/>
-            </w:pPr>
-            <w:r>
-              <w:rPr/>
-              <w:t xml:space="preserve">June 2026</w:t>
-            </w:r>
-          </w:p>
-        </w:tc>
-      </w:tr>
-    </w:tbl>
-    <w:p>
-      <w:pPr>
-        <w:spacing w:lineRule="auto"/>
-      </w:pPr>
-      <w:r>
-        <w:rPr/>
+    <w:p>
+      <w:pPr>
+        <w:spacing w:lineRule="auto"/>
+      </w:pPr>
+      <w:r>
+        <w:rPr/>
+        <w:t xml:space="preserve">Submitted by</w:t>
+      </w:r>
+    </w:p>
+    <w:p>
+      <w:pPr>
+        <w:spacing w:lineRule="auto"/>
+      </w:pPr>
+      <w:r>
+        <w:rPr/>
+        <w:t xml:space="preserve">Amy Wanjugu Njau – 669008</w:t>
+      </w:r>
+    </w:p>
+    <w:p>
+      <w:pPr>
+        <w:spacing w:lineRule="auto"/>
+      </w:pPr>
+      <w:r>
+        <w:rPr/>
+        <w:t xml:space="preserve">Course: SWE3090XA – Software Engineering Final Project</w:t>
+      </w:r>
+    </w:p>
+    <w:p>
+      <w:pPr>
+        <w:spacing w:lineRule="auto"/>
+      </w:pPr>
+      <w:r>
+        <w:rPr/>
+        <w:t xml:space="preserve">Supervisor: Mr Fredrick Ogore</w:t>
+      </w:r>
+    </w:p>
+    <w:p>
+      <w:pPr>
+        <w:spacing w:lineRule="auto"/>
+      </w:pPr>
+      <w:r>
+        <w:rPr/>
+        <w:t xml:space="preserve">Date of submission: June 2026</w:t>
       </w:r>
     </w:p>
     <w:p>
@@ -414,7 +168,7 @@
       <w:pPr>
         <w:spacing w:lineRule="auto"/>
       </w:pPr>
-      <w:hyperlink r:id="rId10">
+      <w:hyperlink r:id="rId8">
         <w:r>
           <w:rPr>
             <w:rStyle w:val="Hyperlink"/>
@@ -437,7 +191,7 @@
       <w:pPr>
         <w:spacing w:lineRule="auto"/>
       </w:pPr>
-      <w:hyperlink r:id="rId11">
+      <w:hyperlink r:id="rId9">
         <w:r>
           <w:rPr>
             <w:rStyle w:val="Hyperlink"/>
@@ -460,7 +214,7 @@
       <w:pPr>
         <w:spacing w:lineRule="auto"/>
       </w:pPr>
-      <w:hyperlink r:id="rId12">
+      <w:hyperlink r:id="rId10">
         <w:r>
           <w:rPr>
             <w:rStyle w:val="Hyperlink"/>
@@ -483,7 +237,7 @@
       <w:pPr>
         <w:spacing w:lineRule="auto"/>
       </w:pPr>
-      <w:hyperlink r:id="rId13">
+      <w:hyperlink r:id="rId11">
         <w:r>
           <w:rPr>
             <w:rStyle w:val="Hyperlink"/>
@@ -506,7 +260,7 @@
       <w:pPr>
         <w:spacing w:lineRule="auto"/>
       </w:pPr>
-      <w:hyperlink r:id="rId14">
+      <w:hyperlink r:id="rId12">
         <w:r>
           <w:rPr>
             <w:rStyle w:val="Hyperlink"/>
@@ -529,7 +283,7 @@
       <w:pPr>
         <w:spacing w:lineRule="auto"/>
       </w:pPr>
-      <w:hyperlink r:id="rId15">
+      <w:hyperlink r:id="rId13">
         <w:r>
           <w:rPr>
             <w:rStyle w:val="Hyperlink"/>
@@ -552,7 +306,7 @@
       <w:pPr>
         <w:spacing w:lineRule="auto"/>
       </w:pPr>
-      <w:hyperlink r:id="rId16">
+      <w:hyperlink r:id="rId14">
         <w:r>
           <w:rPr>
             <w:rStyle w:val="Hyperlink"/>
@@ -575,7 +329,7 @@
       <w:pPr>
         <w:spacing w:lineRule="auto"/>
       </w:pPr>
-      <w:hyperlink r:id="rId17">
+      <w:hyperlink r:id="rId15">
         <w:r>
           <w:rPr>
             <w:rStyle w:val="Hyperlink"/>
@@ -598,7 +352,7 @@
       <w:pPr>
         <w:spacing w:lineRule="auto"/>
       </w:pPr>
-      <w:hyperlink r:id="rId18">
+      <w:hyperlink r:id="rId16">
         <w:r>
           <w:rPr>
             <w:rStyle w:val="Hyperlink"/>
@@ -621,7 +375,7 @@
       <w:pPr>
         <w:spacing w:lineRule="auto"/>
       </w:pPr>
-      <w:hyperlink r:id="rId19">
+      <w:hyperlink r:id="rId17">
         <w:r>
           <w:rPr>
             <w:rStyle w:val="Hyperlink"/>
@@ -644,7 +398,7 @@
       <w:pPr>
         <w:spacing w:lineRule="auto"/>
       </w:pPr>
-      <w:hyperlink r:id="rId20">
+      <w:hyperlink r:id="rId18">
         <w:r>
           <w:rPr>
             <w:rStyle w:val="Hyperlink"/>
@@ -667,7 +421,7 @@
       <w:pPr>
         <w:spacing w:lineRule="auto"/>
       </w:pPr>
-      <w:hyperlink r:id="rId21">
+      <w:hyperlink r:id="rId19">
         <w:r>
           <w:rPr>
             <w:rStyle w:val="Hyperlink"/>
@@ -690,7 +444,7 @@
       <w:pPr>
         <w:spacing w:lineRule="auto"/>
       </w:pPr>
-      <w:hyperlink r:id="rId22">
+      <w:hyperlink r:id="rId20">
         <w:r>
           <w:rPr>
             <w:rStyle w:val="Hyperlink"/>
@@ -713,7 +467,7 @@
       <w:pPr>
         <w:spacing w:lineRule="auto"/>
       </w:pPr>
-      <w:hyperlink r:id="rId23">
+      <w:hyperlink r:id="rId21">
         <w:r>
           <w:rPr>
             <w:rStyle w:val="Hyperlink"/>
@@ -736,7 +490,7 @@
       <w:pPr>
         <w:spacing w:lineRule="auto"/>
       </w:pPr>
-      <w:hyperlink r:id="rId24">
+      <w:hyperlink r:id="rId22">
         <w:r>
           <w:rPr>
             <w:rStyle w:val="Hyperlink"/>
@@ -759,7 +513,7 @@
       <w:pPr>
         <w:spacing w:lineRule="auto"/>
       </w:pPr>
-      <w:hyperlink r:id="rId25">
+      <w:hyperlink r:id="rId23">
         <w:r>
           <w:rPr>
             <w:rStyle w:val="Hyperlink"/>
@@ -782,7 +536,7 @@
       <w:pPr>
         <w:spacing w:lineRule="auto"/>
       </w:pPr>
-      <w:hyperlink r:id="rId26">
+      <w:hyperlink r:id="rId24">
         <w:r>
           <w:rPr>
             <w:rStyle w:val="Hyperlink"/>
@@ -805,7 +559,7 @@
       <w:pPr>
         <w:spacing w:lineRule="auto"/>
       </w:pPr>
-      <w:hyperlink r:id="rId27">
+      <w:hyperlink r:id="rId25">
         <w:r>
           <w:rPr>
             <w:rStyle w:val="Hyperlink"/>
@@ -828,7 +582,7 @@
       <w:pPr>
         <w:spacing w:lineRule="auto"/>
       </w:pPr>
-      <w:hyperlink r:id="rId28">
+      <w:hyperlink r:id="rId26">
         <w:r>
           <w:rPr>
             <w:rStyle w:val="Hyperlink"/>
@@ -851,7 +605,7 @@
       <w:pPr>
         <w:spacing w:lineRule="auto"/>
       </w:pPr>
-      <w:hyperlink r:id="rId29">
+      <w:hyperlink r:id="rId27">
         <w:r>
           <w:rPr>
             <w:rStyle w:val="Hyperlink"/>
@@ -874,7 +628,7 @@
       <w:pPr>
         <w:spacing w:lineRule="auto"/>
       </w:pPr>
-      <w:hyperlink r:id="rId30">
+      <w:hyperlink r:id="rId28">
         <w:r>
           <w:rPr>
             <w:rStyle w:val="Hyperlink"/>
@@ -897,7 +651,7 @@
       <w:pPr>
         <w:spacing w:lineRule="auto"/>
       </w:pPr>
-      <w:hyperlink r:id="rId31">
+      <w:hyperlink r:id="rId29">
         <w:r>
           <w:rPr>
             <w:rStyle w:val="Hyperlink"/>
@@ -920,7 +674,7 @@
       <w:pPr>
         <w:spacing w:lineRule="auto"/>
       </w:pPr>
-      <w:hyperlink r:id="rId32">
+      <w:hyperlink r:id="rId30">
         <w:r>
           <w:rPr>
             <w:rStyle w:val="Hyperlink"/>
@@ -943,7 +697,7 @@
       <w:pPr>
         <w:spacing w:lineRule="auto"/>
       </w:pPr>
-      <w:hyperlink r:id="rId33">
+      <w:hyperlink r:id="rId31">
         <w:r>
           <w:rPr>
             <w:rStyle w:val="Hyperlink"/>
@@ -966,7 +720,7 @@
       <w:pPr>
         <w:spacing w:lineRule="auto"/>
       </w:pPr>
-      <w:hyperlink r:id="rId34">
+      <w:hyperlink r:id="rId32">
         <w:r>
           <w:rPr>
             <w:rStyle w:val="Hyperlink"/>
@@ -989,7 +743,7 @@
       <w:pPr>
         <w:spacing w:lineRule="auto"/>
       </w:pPr>
-      <w:hyperlink r:id="rId35">
+      <w:hyperlink r:id="rId33">
         <w:r>
           <w:rPr>
             <w:rStyle w:val="Hyperlink"/>
@@ -1012,7 +766,7 @@
       <w:pPr>
         <w:spacing w:lineRule="auto"/>
       </w:pPr>
-      <w:hyperlink r:id="rId36">
+      <w:hyperlink r:id="rId34">
         <w:r>
           <w:rPr>
             <w:rStyle w:val="Hyperlink"/>
@@ -1035,7 +789,7 @@
       <w:pPr>
         <w:spacing w:lineRule="auto"/>
       </w:pPr>
-      <w:hyperlink r:id="rId37">
+      <w:hyperlink r:id="rId35">
         <w:r>
           <w:rPr>
             <w:rStyle w:val="Hyperlink"/>
@@ -1058,7 +812,7 @@
       <w:pPr>
         <w:spacing w:lineRule="auto"/>
       </w:pPr>
-      <w:hyperlink r:id="rId38">
+      <w:hyperlink r:id="rId36">
         <w:r>
           <w:rPr>
             <w:rStyle w:val="Hyperlink"/>
@@ -1081,7 +835,7 @@
       <w:pPr>
         <w:spacing w:lineRule="auto"/>
       </w:pPr>
-      <w:hyperlink r:id="rId39">
+      <w:hyperlink r:id="rId37">
         <w:r>
           <w:rPr>
             <w:rStyle w:val="Hyperlink"/>
@@ -1104,7 +858,7 @@
       <w:pPr>
         <w:spacing w:lineRule="auto"/>
       </w:pPr>
-      <w:hyperlink r:id="rId40">
+      <w:hyperlink r:id="rId38">
         <w:r>
           <w:rPr>
             <w:rStyle w:val="Hyperlink"/>

--- a/docs/reports/build/system-integration-report-alt-diagrams.docx
+++ b/docs/reports/build/system-integration-report-alt-diagrams.docx
@@ -25,12 +25,12 @@
           <wp:inline distB="0" distL="0" distR="0" distT="0">
             <wp:extent cx="5486400" cy="2926080"/>
             <wp:effectExtent b="0" l="0" r="0" t="0"/>
-            <wp:docPr id="2" name="image-APsGHHa3ToJpk97lWvFRx.png"/>
+            <wp:docPr id="2" name="image-9O4W59ubFSHFoO-yeGaQ2.png"/>
             <a:graphic>
               <a:graphicData uri="http://schemas.openxmlformats.org/drawingml/2006/picture">
                 <pic:pic>
                   <pic:nvPicPr>
-                    <pic:cNvPr id="2" name="image-APsGHHa3ToJpk97lWvFRx.png" descr="United States International University Africa logo"/>
+                    <pic:cNvPr id="2" name="image-9O4W59ubFSHFoO-yeGaQ2.png" descr="United States International University Africa logo"/>
                     <pic:cNvPicPr/>
                   </pic:nvPicPr>
                   <pic:blipFill>

--- a/docs/reports/build/system-integration-report-alt-diagrams.docx
+++ b/docs/reports/build/system-integration-report-alt-diagrams.docx
@@ -25,12 +25,12 @@
           <wp:inline distB="0" distL="0" distR="0" distT="0">
             <wp:extent cx="5486400" cy="2926080"/>
             <wp:effectExtent b="0" l="0" r="0" t="0"/>
-            <wp:docPr id="2" name="image-9O4W59ubFSHFoO-yeGaQ2.png"/>
+            <wp:docPr id="2" name="image-nGPVMUVPWBRyPxHg2YzOd.png"/>
             <a:graphic>
               <a:graphicData uri="http://schemas.openxmlformats.org/drawingml/2006/picture">
                 <pic:pic>
                   <pic:nvPicPr>
-                    <pic:cNvPr id="2" name="image-9O4W59ubFSHFoO-yeGaQ2.png" descr="United States International University Africa logo"/>
+                    <pic:cNvPr id="2" name="image-nGPVMUVPWBRyPxHg2YzOd.png" descr="United States International University Africa logo"/>
                     <pic:cNvPicPr/>
                   </pic:nvPicPr>
                   <pic:blipFill>

--- a/docs/reports/build/system-integration-report-alt-diagrams.docx
+++ b/docs/reports/build/system-integration-report-alt-diagrams.docx
@@ -25,12 +25,12 @@
           <wp:inline distB="0" distL="0" distR="0" distT="0">
             <wp:extent cx="5486400" cy="2926080"/>
             <wp:effectExtent b="0" l="0" r="0" t="0"/>
-            <wp:docPr id="2" name="image-JHCqNs8tqBMhxIrs0SlnW.png"/>
+            <wp:docPr id="2" name="image-nGPVMUVPWBRyPxHg2YzOd.png"/>
             <a:graphic>
               <a:graphicData uri="http://schemas.openxmlformats.org/drawingml/2006/picture">
                 <pic:pic>
                   <pic:nvPicPr>
-                    <pic:cNvPr id="2" name="image-JHCqNs8tqBMhxIrs0SlnW.png" descr="United States International University Africa logo"/>
+                    <pic:cNvPr id="2" name="image-nGPVMUVPWBRyPxHg2YzOd.png" descr="United States International University Africa logo"/>
                     <pic:cNvPicPr/>
                   </pic:nvPicPr>
                   <pic:blipFill>
@@ -60,16 +60,7 @@
       </w:pPr>
       <w:r>
         <w:rPr/>
-        <w:t xml:space="preserve">United States International University – Africa</w:t>
-      </w:r>
-    </w:p>
-    <w:p>
-      <w:pPr>
-        <w:spacing w:lineRule="auto"/>
-      </w:pPr>
-      <w:r>
-        <w:rPr/>
-        <w:t xml:space="preserve">(USIU-Africa)</w:t>
+        <w:t xml:space="preserve">UNITED STATES INTERNATIONAL UNIVERSITY – AFRICA</w:t>
       </w:r>
     </w:p>
     <w:p>
@@ -92,45 +83,7 @@
     </w:p>
     <w:p>
       <w:pPr>
-        <w:spacing w:lineRule="auto"/>
-      </w:pPr>
-      <w:r>
-        <w:rPr/>
-        <w:drawing>
-          <wp:inline distB="0" distL="0" distR="0" distT="0">
-            <wp:extent cx="5486400" cy="2926080"/>
-            <wp:effectExtent b="0" l="0" r="0" t="0"/>
-            <wp:docPr id="4" name="image-42JRVZtoTSlwf_QfbmQXs.png"/>
-            <a:graphic>
-              <a:graphicData uri="http://schemas.openxmlformats.org/drawingml/2006/picture">
-                <pic:pic>
-                  <pic:nvPicPr>
-                    <pic:cNvPr id="4" name="image-42JRVZtoTSlwf_QfbmQXs.png" descr=""/>
-                    <pic:cNvPicPr/>
-                  </pic:nvPicPr>
-                  <pic:blipFill>
-                    <a:blip r:embed="rId9" cstate="print"/>
-                    <a:srcRect b="0" l="0" r="0" t="0"/>
-                    <a:stretch>
-                      <a:fillRect/>
-                    </a:stretch>
-                  </pic:blipFill>
-                  <pic:spPr>
-                    <a:xfrm>
-                      <a:off x="0" y="0"/>
-                      <a:ext cx="5486400" cy="2926080"/>
-                    </a:xfrm>
-                    <a:prstGeom prst="rect"/>
-                  </pic:spPr>
-                </pic:pic>
-              </a:graphicData>
-            </a:graphic>
-          </wp:inline>
-        </w:drawing>
-      </w:r>
-    </w:p>
-    <w:p>
-      <w:pPr>
+        <w:pStyle w:val="Heading1"/>
         <w:spacing w:lineRule="auto"/>
       </w:pPr>
       <w:r>
@@ -144,251 +97,52 @@
       </w:pPr>
       <w:r>
         <w:rPr/>
-        <w:t xml:space="preserve">Project</w:t>
-      </w:r>
-    </w:p>
-    <w:p>
-      <w:pPr>
-        <w:spacing w:lineRule="auto"/>
-      </w:pPr>
-      <w:r>
-        <w:rPr/>
         <w:t xml:space="preserve">Smart Health Symptom Checker and Doctor Recommendation System</w:t>
       </w:r>
     </w:p>
-    <w:tbl>
-      <w:tblPr>
-        <w:tblBorders>
-          <w:top w:val="single" w:sz="2" w:space="0" w:color="000000"/>
-          <w:bottom w:val="single" w:sz="2" w:space="0" w:color="000000"/>
-          <w:left w:val="single" w:sz="2" w:space="0" w:color="000000"/>
-          <w:right w:val="single" w:sz="2" w:space="0" w:color="000000"/>
-        </w:tblBorders>
-        <w:tblCellSpacing w:w="0" w:type="dxa"/>
-        <w:tblCellMar>
-          <w:top w:type="dxa" w:w="80"/>
-          <w:bottom w:type="dxa" w:w="80"/>
-          <w:left w:type="dxa" w:w="160"/>
-          <w:right w:type="dxa" w:w="160"/>
-        </w:tblCellMar>
-        <w:jc w:val="center"/>
-      </w:tblPr>
-      <w:tblGrid>
-        <w:gridCol w:w="4320"/>
-        <w:gridCol w:w="4320"/>
-      </w:tblGrid>
-      <w:tr>
-        <w:trPr/>
-        <w:tc>
-          <w:tcPr>
-            <w:tcBorders>
-              <w:top w:val="single" w:sz="1" w:space="0" w:color="000000"/>
-              <w:bottom w:val="single" w:sz="1" w:space="0" w:color="000000"/>
-              <w:left w:val="single" w:sz="1" w:space="0" w:color="000000"/>
-              <w:right w:val="single" w:sz="1" w:space="0" w:color="000000"/>
-            </w:tcBorders>
-          </w:tcPr>
-          <w:p>
-            <w:pPr>
-              <w:spacing w:lineRule="auto"/>
-            </w:pPr>
-            <w:r>
-              <w:rPr/>
-              <w:t xml:space="preserve">Course</w:t>
-            </w:r>
-          </w:p>
-        </w:tc>
-        <w:tc>
-          <w:tcPr>
-            <w:tcBorders>
-              <w:top w:val="single" w:sz="1" w:space="0" w:color="000000"/>
-              <w:bottom w:val="single" w:sz="1" w:space="0" w:color="000000"/>
-              <w:left w:val="single" w:sz="1" w:space="0" w:color="000000"/>
-              <w:right w:val="single" w:sz="1" w:space="0" w:color="000000"/>
-            </w:tcBorders>
-          </w:tcPr>
-          <w:p>
-            <w:pPr>
-              <w:spacing w:lineRule="auto"/>
-            </w:pPr>
-            <w:r>
-              <w:rPr/>
-              <w:t xml:space="preserve">SWE3090XA – Software Engineering Final Project</w:t>
-            </w:r>
-          </w:p>
-        </w:tc>
-      </w:tr>
-      <w:tr>
-        <w:trPr/>
-        <w:tc>
-          <w:tcPr>
-            <w:tcBorders>
-              <w:top w:val="single" w:sz="1" w:space="0" w:color="000000"/>
-              <w:bottom w:val="single" w:sz="1" w:space="0" w:color="000000"/>
-              <w:left w:val="single" w:sz="1" w:space="0" w:color="000000"/>
-              <w:right w:val="single" w:sz="1" w:space="0" w:color="000000"/>
-            </w:tcBorders>
-          </w:tcPr>
-          <w:p>
-            <w:pPr>
-              <w:spacing w:lineRule="auto"/>
-            </w:pPr>
-            <w:r>
-              <w:rPr/>
-              <w:t xml:space="preserve">Submitted by</w:t>
-            </w:r>
-          </w:p>
-        </w:tc>
-        <w:tc>
-          <w:tcPr>
-            <w:tcBorders>
-              <w:top w:val="single" w:sz="1" w:space="0" w:color="000000"/>
-              <w:bottom w:val="single" w:sz="1" w:space="0" w:color="000000"/>
-              <w:left w:val="single" w:sz="1" w:space="0" w:color="000000"/>
-              <w:right w:val="single" w:sz="1" w:space="0" w:color="000000"/>
-            </w:tcBorders>
-          </w:tcPr>
-          <w:p>
-            <w:pPr>
-              <w:spacing w:lineRule="auto"/>
-            </w:pPr>
-            <w:r>
-              <w:rPr/>
-              <w:t xml:space="preserve">Amy Wanjugu Njau</w:t>
-            </w:r>
-          </w:p>
-        </w:tc>
-      </w:tr>
-      <w:tr>
-        <w:trPr/>
-        <w:tc>
-          <w:tcPr>
-            <w:tcBorders>
-              <w:top w:val="single" w:sz="1" w:space="0" w:color="000000"/>
-              <w:bottom w:val="single" w:sz="1" w:space="0" w:color="000000"/>
-              <w:left w:val="single" w:sz="1" w:space="0" w:color="000000"/>
-              <w:right w:val="single" w:sz="1" w:space="0" w:color="000000"/>
-            </w:tcBorders>
-          </w:tcPr>
-          <w:p>
-            <w:pPr>
-              <w:spacing w:lineRule="auto"/>
-            </w:pPr>
-            <w:r>
-              <w:rPr/>
-              <w:t xml:space="preserve">Registration number</w:t>
-            </w:r>
-          </w:p>
-        </w:tc>
-        <w:tc>
-          <w:tcPr>
-            <w:tcBorders>
-              <w:top w:val="single" w:sz="1" w:space="0" w:color="000000"/>
-              <w:bottom w:val="single" w:sz="1" w:space="0" w:color="000000"/>
-              <w:left w:val="single" w:sz="1" w:space="0" w:color="000000"/>
-              <w:right w:val="single" w:sz="1" w:space="0" w:color="000000"/>
-            </w:tcBorders>
-          </w:tcPr>
-          <w:p>
-            <w:pPr>
-              <w:spacing w:lineRule="auto"/>
-            </w:pPr>
-            <w:r>
-              <w:rPr/>
-              <w:t xml:space="preserve">669008</w:t>
-            </w:r>
-          </w:p>
-        </w:tc>
-      </w:tr>
-      <w:tr>
-        <w:trPr/>
-        <w:tc>
-          <w:tcPr>
-            <w:tcBorders>
-              <w:top w:val="single" w:sz="1" w:space="0" w:color="000000"/>
-              <w:bottom w:val="single" w:sz="1" w:space="0" w:color="000000"/>
-              <w:left w:val="single" w:sz="1" w:space="0" w:color="000000"/>
-              <w:right w:val="single" w:sz="1" w:space="0" w:color="000000"/>
-            </w:tcBorders>
-          </w:tcPr>
-          <w:p>
-            <w:pPr>
-              <w:spacing w:lineRule="auto"/>
-            </w:pPr>
-            <w:r>
-              <w:rPr/>
-              <w:t xml:space="preserve">Supervisor</w:t>
-            </w:r>
-          </w:p>
-        </w:tc>
-        <w:tc>
-          <w:tcPr>
-            <w:tcBorders>
-              <w:top w:val="single" w:sz="1" w:space="0" w:color="000000"/>
-              <w:bottom w:val="single" w:sz="1" w:space="0" w:color="000000"/>
-              <w:left w:val="single" w:sz="1" w:space="0" w:color="000000"/>
-              <w:right w:val="single" w:sz="1" w:space="0" w:color="000000"/>
-            </w:tcBorders>
-          </w:tcPr>
-          <w:p>
-            <w:pPr>
-              <w:spacing w:lineRule="auto"/>
-            </w:pPr>
-            <w:r>
-              <w:rPr/>
-              <w:t xml:space="preserve">Mr Fredrick Ogore</w:t>
-            </w:r>
-          </w:p>
-        </w:tc>
-      </w:tr>
-      <w:tr>
-        <w:trPr/>
-        <w:tc>
-          <w:tcPr>
-            <w:tcBorders>
-              <w:top w:val="single" w:sz="1" w:space="0" w:color="000000"/>
-              <w:bottom w:val="single" w:sz="1" w:space="0" w:color="000000"/>
-              <w:left w:val="single" w:sz="1" w:space="0" w:color="000000"/>
-              <w:right w:val="single" w:sz="1" w:space="0" w:color="000000"/>
-            </w:tcBorders>
-          </w:tcPr>
-          <w:p>
-            <w:pPr>
-              <w:spacing w:lineRule="auto"/>
-            </w:pPr>
-            <w:r>
-              <w:rPr/>
-              <w:t xml:space="preserve">Submission date</w:t>
-            </w:r>
-          </w:p>
-        </w:tc>
-        <w:tc>
-          <w:tcPr>
-            <w:tcBorders>
-              <w:top w:val="single" w:sz="1" w:space="0" w:color="000000"/>
-              <w:bottom w:val="single" w:sz="1" w:space="0" w:color="000000"/>
-              <w:left w:val="single" w:sz="1" w:space="0" w:color="000000"/>
-              <w:right w:val="single" w:sz="1" w:space="0" w:color="000000"/>
-            </w:tcBorders>
-          </w:tcPr>
-          <w:p>
-            <w:pPr>
-              <w:spacing w:lineRule="auto"/>
-            </w:pPr>
-            <w:r>
-              <w:rPr/>
-              <w:t xml:space="preserve">June 2026</w:t>
-            </w:r>
-          </w:p>
-        </w:tc>
-      </w:tr>
-    </w:tbl>
-    <w:p>
-      <w:pPr>
-        <w:spacing w:lineRule="auto"/>
-      </w:pPr>
-      <w:r>
-        <w:rPr/>
+    <w:p>
+      <w:pPr>
+        <w:spacing w:lineRule="auto"/>
+      </w:pPr>
+      <w:r>
+        <w:rPr/>
+        <w:t xml:space="preserve">Submitted by</w:t>
+      </w:r>
+    </w:p>
+    <w:p>
+      <w:pPr>
+        <w:spacing w:lineRule="auto"/>
+      </w:pPr>
+      <w:r>
+        <w:rPr/>
+        <w:t xml:space="preserve">Amy Wanjugu Njau – 669008</w:t>
+      </w:r>
+    </w:p>
+    <w:p>
+      <w:pPr>
+        <w:spacing w:lineRule="auto"/>
+      </w:pPr>
+      <w:r>
+        <w:rPr/>
+        <w:t xml:space="preserve">Course: SWE3090XA – Software Engineering Final Project</w:t>
+      </w:r>
+    </w:p>
+    <w:p>
+      <w:pPr>
+        <w:spacing w:lineRule="auto"/>
+      </w:pPr>
+      <w:r>
+        <w:rPr/>
+        <w:t xml:space="preserve">Supervisor: Mr Fredrick Ogore</w:t>
+      </w:r>
+    </w:p>
+    <w:p>
+      <w:pPr>
+        <w:spacing w:lineRule="auto"/>
+      </w:pPr>
+      <w:r>
+        <w:rPr/>
+        <w:t xml:space="preserve">Date of submission: June 2026</w:t>
       </w:r>
     </w:p>
     <w:p>
@@ -414,7 +168,7 @@
       <w:pPr>
         <w:spacing w:lineRule="auto"/>
       </w:pPr>
-      <w:hyperlink r:id="rId10">
+      <w:hyperlink r:id="rId8">
         <w:r>
           <w:rPr>
             <w:rStyle w:val="Hyperlink"/>
@@ -437,7 +191,7 @@
       <w:pPr>
         <w:spacing w:lineRule="auto"/>
       </w:pPr>
-      <w:hyperlink r:id="rId11">
+      <w:hyperlink r:id="rId9">
         <w:r>
           <w:rPr>
             <w:rStyle w:val="Hyperlink"/>
@@ -460,7 +214,7 @@
       <w:pPr>
         <w:spacing w:lineRule="auto"/>
       </w:pPr>
-      <w:hyperlink r:id="rId12">
+      <w:hyperlink r:id="rId10">
         <w:r>
           <w:rPr>
             <w:rStyle w:val="Hyperlink"/>
@@ -483,7 +237,7 @@
       <w:pPr>
         <w:spacing w:lineRule="auto"/>
       </w:pPr>
-      <w:hyperlink r:id="rId13">
+      <w:hyperlink r:id="rId11">
         <w:r>
           <w:rPr>
             <w:rStyle w:val="Hyperlink"/>
@@ -506,7 +260,7 @@
       <w:pPr>
         <w:spacing w:lineRule="auto"/>
       </w:pPr>
-      <w:hyperlink r:id="rId14">
+      <w:hyperlink r:id="rId12">
         <w:r>
           <w:rPr>
             <w:rStyle w:val="Hyperlink"/>
@@ -529,7 +283,7 @@
       <w:pPr>
         <w:spacing w:lineRule="auto"/>
       </w:pPr>
-      <w:hyperlink r:id="rId15">
+      <w:hyperlink r:id="rId13">
         <w:r>
           <w:rPr>
             <w:rStyle w:val="Hyperlink"/>
@@ -552,7 +306,7 @@
       <w:pPr>
         <w:spacing w:lineRule="auto"/>
       </w:pPr>
-      <w:hyperlink r:id="rId16">
+      <w:hyperlink r:id="rId14">
         <w:r>
           <w:rPr>
             <w:rStyle w:val="Hyperlink"/>
@@ -575,7 +329,7 @@
       <w:pPr>
         <w:spacing w:lineRule="auto"/>
       </w:pPr>
-      <w:hyperlink r:id="rId17">
+      <w:hyperlink r:id="rId15">
         <w:r>
           <w:rPr>
             <w:rStyle w:val="Hyperlink"/>
@@ -598,7 +352,7 @@
       <w:pPr>
         <w:spacing w:lineRule="auto"/>
       </w:pPr>
-      <w:hyperlink r:id="rId18">
+      <w:hyperlink r:id="rId16">
         <w:r>
           <w:rPr>
             <w:rStyle w:val="Hyperlink"/>
@@ -621,7 +375,7 @@
       <w:pPr>
         <w:spacing w:lineRule="auto"/>
       </w:pPr>
-      <w:hyperlink r:id="rId19">
+      <w:hyperlink r:id="rId17">
         <w:r>
           <w:rPr>
             <w:rStyle w:val="Hyperlink"/>
@@ -644,7 +398,7 @@
       <w:pPr>
         <w:spacing w:lineRule="auto"/>
       </w:pPr>
-      <w:hyperlink r:id="rId20">
+      <w:hyperlink r:id="rId18">
         <w:r>
           <w:rPr>
             <w:rStyle w:val="Hyperlink"/>
@@ -667,7 +421,7 @@
       <w:pPr>
         <w:spacing w:lineRule="auto"/>
       </w:pPr>
-      <w:hyperlink r:id="rId21">
+      <w:hyperlink r:id="rId19">
         <w:r>
           <w:rPr>
             <w:rStyle w:val="Hyperlink"/>
@@ -690,7 +444,7 @@
       <w:pPr>
         <w:spacing w:lineRule="auto"/>
       </w:pPr>
-      <w:hyperlink r:id="rId22">
+      <w:hyperlink r:id="rId20">
         <w:r>
           <w:rPr>
             <w:rStyle w:val="Hyperlink"/>
@@ -713,7 +467,7 @@
       <w:pPr>
         <w:spacing w:lineRule="auto"/>
       </w:pPr>
-      <w:hyperlink r:id="rId23">
+      <w:hyperlink r:id="rId21">
         <w:r>
           <w:rPr>
             <w:rStyle w:val="Hyperlink"/>
@@ -736,7 +490,7 @@
       <w:pPr>
         <w:spacing w:lineRule="auto"/>
       </w:pPr>
-      <w:hyperlink r:id="rId24">
+      <w:hyperlink r:id="rId22">
         <w:r>
           <w:rPr>
             <w:rStyle w:val="Hyperlink"/>
@@ -759,7 +513,7 @@
       <w:pPr>
         <w:spacing w:lineRule="auto"/>
       </w:pPr>
-      <w:hyperlink r:id="rId25">
+      <w:hyperlink r:id="rId23">
         <w:r>
           <w:rPr>
             <w:rStyle w:val="Hyperlink"/>
@@ -782,7 +536,7 @@
       <w:pPr>
         <w:spacing w:lineRule="auto"/>
       </w:pPr>
-      <w:hyperlink r:id="rId26">
+      <w:hyperlink r:id="rId24">
         <w:r>
           <w:rPr>
             <w:rStyle w:val="Hyperlink"/>
@@ -805,7 +559,7 @@
       <w:pPr>
         <w:spacing w:lineRule="auto"/>
       </w:pPr>
-      <w:hyperlink r:id="rId27">
+      <w:hyperlink r:id="rId25">
         <w:r>
           <w:rPr>
             <w:rStyle w:val="Hyperlink"/>
@@ -828,7 +582,7 @@
       <w:pPr>
         <w:spacing w:lineRule="auto"/>
       </w:pPr>
-      <w:hyperlink r:id="rId28">
+      <w:hyperlink r:id="rId26">
         <w:r>
           <w:rPr>
             <w:rStyle w:val="Hyperlink"/>
@@ -851,7 +605,7 @@
       <w:pPr>
         <w:spacing w:lineRule="auto"/>
       </w:pPr>
-      <w:hyperlink r:id="rId29">
+      <w:hyperlink r:id="rId27">
         <w:r>
           <w:rPr>
             <w:rStyle w:val="Hyperlink"/>
@@ -874,7 +628,7 @@
       <w:pPr>
         <w:spacing w:lineRule="auto"/>
       </w:pPr>
-      <w:hyperlink r:id="rId30">
+      <w:hyperlink r:id="rId28">
         <w:r>
           <w:rPr>
             <w:rStyle w:val="Hyperlink"/>
@@ -897,7 +651,7 @@
       <w:pPr>
         <w:spacing w:lineRule="auto"/>
       </w:pPr>
-      <w:hyperlink r:id="rId31">
+      <w:hyperlink r:id="rId29">
         <w:r>
           <w:rPr>
             <w:rStyle w:val="Hyperlink"/>
@@ -920,7 +674,7 @@
       <w:pPr>
         <w:spacing w:lineRule="auto"/>
       </w:pPr>
-      <w:hyperlink r:id="rId32">
+      <w:hyperlink r:id="rId30">
         <w:r>
           <w:rPr>
             <w:rStyle w:val="Hyperlink"/>
@@ -943,7 +697,7 @@
       <w:pPr>
         <w:spacing w:lineRule="auto"/>
       </w:pPr>
-      <w:hyperlink r:id="rId33">
+      <w:hyperlink r:id="rId31">
         <w:r>
           <w:rPr>
             <w:rStyle w:val="Hyperlink"/>
@@ -966,7 +720,7 @@
       <w:pPr>
         <w:spacing w:lineRule="auto"/>
       </w:pPr>
-      <w:hyperlink r:id="rId34">
+      <w:hyperlink r:id="rId32">
         <w:r>
           <w:rPr>
             <w:rStyle w:val="Hyperlink"/>
@@ -989,7 +743,7 @@
       <w:pPr>
         <w:spacing w:lineRule="auto"/>
       </w:pPr>
-      <w:hyperlink r:id="rId35">
+      <w:hyperlink r:id="rId33">
         <w:r>
           <w:rPr>
             <w:rStyle w:val="Hyperlink"/>
@@ -1012,7 +766,7 @@
       <w:pPr>
         <w:spacing w:lineRule="auto"/>
       </w:pPr>
-      <w:hyperlink r:id="rId36">
+      <w:hyperlink r:id="rId34">
         <w:r>
           <w:rPr>
             <w:rStyle w:val="Hyperlink"/>
@@ -1035,7 +789,7 @@
       <w:pPr>
         <w:spacing w:lineRule="auto"/>
       </w:pPr>
-      <w:hyperlink r:id="rId37">
+      <w:hyperlink r:id="rId35">
         <w:r>
           <w:rPr>
             <w:rStyle w:val="Hyperlink"/>
@@ -1058,7 +812,7 @@
       <w:pPr>
         <w:spacing w:lineRule="auto"/>
       </w:pPr>
-      <w:hyperlink r:id="rId38">
+      <w:hyperlink r:id="rId36">
         <w:r>
           <w:rPr>
             <w:rStyle w:val="Hyperlink"/>
@@ -1081,7 +835,7 @@
       <w:pPr>
         <w:spacing w:lineRule="auto"/>
       </w:pPr>
-      <w:hyperlink r:id="rId39">
+      <w:hyperlink r:id="rId37">
         <w:r>
           <w:rPr>
             <w:rStyle w:val="Hyperlink"/>
@@ -1104,7 +858,7 @@
       <w:pPr>
         <w:spacing w:lineRule="auto"/>
       </w:pPr>
-      <w:hyperlink r:id="rId40">
+      <w:hyperlink r:id="rId38">
         <w:r>
           <w:rPr>
             <w:rStyle w:val="Hyperlink"/>

--- a/docs/reports/build/system-integration-report-alt-diagrams.docx
+++ b/docs/reports/build/system-integration-report-alt-diagrams.docx
@@ -25,12 +25,12 @@
           <wp:inline distB="0" distL="0" distR="0" distT="0">
             <wp:extent cx="5486400" cy="2926080"/>
             <wp:effectExtent b="0" l="0" r="0" t="0"/>
-            <wp:docPr id="2" name="image-nGPVMUVPWBRyPxHg2YzOd.png"/>
+            <wp:docPr id="2" name="image-B8SQRv1pSv-3heJO8j6CD.png"/>
             <a:graphic>
               <a:graphicData uri="http://schemas.openxmlformats.org/drawingml/2006/picture">
                 <pic:pic>
                   <pic:nvPicPr>
-                    <pic:cNvPr id="2" name="image-nGPVMUVPWBRyPxHg2YzOd.png" descr="United States International University Africa logo"/>
+                    <pic:cNvPr id="2" name="image-B8SQRv1pSv-3heJO8j6CD.png" descr="United States International University Africa logo"/>
                     <pic:cNvPicPr/>
                   </pic:nvPicPr>
                   <pic:blipFill>
